--- a/submission_POR/3_Cover_letter.docx
+++ b/submission_POR/3_Cover_letter.docx
@@ -149,6 +149,32 @@
           <w:szCs w:val="22"/>
         </w:rPr>
         <w:t xml:space="preserve">We believe the paper fits the journal’s interest in public organizations, governance and control mechanisms, and that it offers comparative evidence from a setting that is rarely studied empirically. The manuscript is anonymized for double-blind review, and the title page, declarations and Online Resource 1 (supplementary tables, figure and questionnaire) are provided as separate files.</w:t>
+      </w:r>
+    </w:p>
+    <w:p>
+      <w:pPr>
+        <w:spacing w:before="0" w:after="90" w:line="270" w:lineRule="auto"/>
+        <w:jc w:val="both"/>
+      </w:pPr>
+      <w:r>
+        <w:rPr>
+          <w:rFonts w:ascii="Times New Roman" w:hAnsi="Times New Roman" w:cs="Times New Roman" w:eastAsia="Times New Roman"/>
+          <w:b/>
+          <w:bCs/>
+          <w:sz w:val="22"/>
+          <w:szCs w:val="22"/>
+          <w:highlight w:val="yellow"/>
+        </w:rPr>
+        <w:t xml:space="preserve">Transparency on re-use of material:</w:t>
+      </w:r>
+      <w:r>
+        <w:rPr>
+          <w:rFonts w:ascii="Times New Roman" w:hAnsi="Times New Roman" w:cs="Times New Roman" w:eastAsia="Times New Roman"/>
+          <w:sz w:val="22"/>
+          <w:szCs w:val="22"/>
+          <w:highlight w:val="yellow"/>
+        </w:rPr>
+        <w:t xml:space="preserve"> the manuscript does not re-use previously published material and contains no unpublished material that is under consideration elsewhere. [Edit this sentence if any part derives from a thesis, dissertation, conference paper or preprint.]</w:t>
       </w:r>
     </w:p>
     <w:p>
